--- a/The Dolphins' View of History/chapters/25 - Spain, Convivencia and the General.docx
+++ b/The Dolphins' View of History/chapters/25 - Spain, Convivencia and the General.docx
@@ -18,7 +18,7 @@
           <w:sz w:val="36"/>
           <w:szCs w:val="36"/>
         </w:rPr>
-        <w:t xml:space="preserve">Chapter 25: Spain, Convivencia and the General</w:t>
+        <w:t xml:space="preserve">Medieval Córdoba to 1981: Spain, Convivencia and the General</w:t>
       </w:r>
     </w:p>
     <w:p>

--- a/The Dolphins' View of History/chapters/25 - Spain, Convivencia and the General.docx
+++ b/The Dolphins' View of History/chapters/25 - Spain, Convivencia and the General.docx
@@ -34,15 +34,23 @@
         <w:spacing w:after="200"/>
       </w:pPr>
       <w:r>
-        <w:t xml:space="preserve">Medieval al-Andalus, the Muslim-ruled portion of the Iberian Peninsula, sustained centuries of coexistence and scholarship among Muslim, Christian, and Jewish communities — convivencia — with Córdoba and Toledo among the era's great centers of translation and learning, preserving and extending Greek philosophy, mathematics, and medicine at a time large parts of Christian Europe had less access to them.</w:t>
-      </w:r>
-    </w:p>
-    <w:p>
-      <w:pPr>
-        <w:spacing w:after="200"/>
-      </w:pPr>
-      <w:r>
-        <w:t xml:space="preserve">Convivencia's most famous graduate was born in Córdoba around 1135-38: Maimonides, a Jewish philosopher and physician who wrote his greatest works in Arabic and went on to shape Jewish, Islamic, and Christian scholastic thought alike, a single career that could not have happened in a Córdoba of only one faith.</w:t>
+        <w:t xml:space="preserve">Medieval al-Andalus, the Muslim-ruled portion of the Iberian Peninsula, sustained long periods of coexistence and shared scholarship among Muslim, Christian, and Jewish communities, called convivencia, with Córdoba and Toledo among the era's great centers of translation and learning. Greek philosophy, mathematics, and medicine were preserved and extended there at a time when much of Christian Europe had little access to them.</w:t>
+      </w:r>
+    </w:p>
+    <w:p>
+      <w:pPr>
+        <w:spacing w:after="200"/>
+      </w:pPr>
+      <w:r>
+        <w:t xml:space="preserve">Historians argue about how rosy that picture is. Christians and Jews lived as dhimmi, protected but legally subordinate communities who paid a special tax, and the coexistence had violent interruptions: in 1066 a mob in Granada killed much of the city's Jewish community. The fairest reading is that al-Andalus was, for long stretches, more tolerant than most of its neighbors, which is not the same as tolerant.</w:t>
+      </w:r>
+    </w:p>
+    <w:p>
+      <w:pPr>
+        <w:spacing w:after="200"/>
+      </w:pPr>
+      <w:r>
+        <w:t xml:space="preserve">Convivencia's most famous graduate was born in Córdoba around 1138: Maimonides, a Jewish philosopher and physician who wrote most of his greatest works in Arabic and shaped Jewish, Islamic, and Christian scholastic thought alike. He also shows its limits. When the Almohads, a stricter Berber dynasty, took Córdoba in 1148 and pressed non-Muslims to convert, his family fled, and he wrote his major works in Cairo, as a court physician.</w:t>
       </w:r>
     </w:p>
     <w:p>
@@ -66,7 +74,7 @@
         <w:spacing w:after="200"/>
       </w:pPr>
       <w:r>
-        <w:t xml:space="preserve">The 20th-century case proper begins with the instability of Spain's Second Republic, declared in 1931, and the military uprising of July 1936 that turned that instability into the Spanish Civil War. Foreign powers intervened on both sides: the Soviet Union backed the Republic, while Germany and Italy backed the Nationalist rebellion under General Francisco Franco. Germany's Condor Legion bombed the Basque town of Guernica in April 1937, a deliberate rehearsal of the aerial terror tactics that would soon be turned on far larger cities.</w:t>
+        <w:t xml:space="preserve">The 20th-century case proper begins with the instability of Spain's Second Republic, declared in 1931, and the military uprising of July 1936 that turned that instability into the Spanish Civil War. Foreign powers intervened on both sides: the Soviet Union backed the Republic, while Germany and Italy backed the Nationalist rebellion under General Francisco Franco. Germany's Condor Legion bombed the Basque town of Guernica in April 1937, an attack widely seen, then and since, as a rehearsal for the bombing of far larger cities; historians still debate how much of that was the intent.</w:t>
       </w:r>
     </w:p>
     <w:p>
